--- a/javoblar/023.docx
+++ b/javoblar/023.docx
@@ -165,7 +165,7 @@
         <w:spacing w:after="40"/>
       </w:pPr>
       <w:r>
-        <w:t xml:space="preserve">V.L. Osipova. Dezinfeksiya. O'quv qo'llanma. — Moskva: GEOTAR-Media, 2009. (Matn: xayrullokomilov.uz kutubxonasi, ochiq manba.)</w:t>
+        <w:t xml:space="preserve">O'zR SanQvaN 0090-25. Dezinfeksiya tadbirlarini o'tkazish, dezinfeksiya xizmatini amalga oshiruvchi tashkilotlarni joylashtirish hamda ularning xonalari va jihozlariga, dezinfeksiya vositalarini saqlash, tashish va ulardan foydalanishga oid sanitariya qoidalari, normalari va gigiyena normativlari. O'zR Adliya vazirligida 2025-yil 3-iyunda ro'yxatga olingan (hisob raqami 350). URL: https://lex.uz/docs/-7556121</w:t>
       </w:r>
     </w:p>
     <w:p>
@@ -178,7 +178,20 @@
         <w:spacing w:after="40"/>
       </w:pPr>
       <w:r>
-        <w:t xml:space="preserve">Umumiy epidemiologiya va dezinfeksiya ishi. Oliy tibbiy ta'lim darsligi. — Toshkent: Tibbiyot nashriyoti. URL: https://xayrullokomilov.uz/kutubxona</w:t>
+        <w:t xml:space="preserve">V.L. Osipova. Dezinfeksiya. O'quv qo'llanma. — Moskva: GEOTAR-Media, 2009. (Nusxa: xayrullokomilov.uz/kutubxona, ochiq manba.)</w:t>
+      </w:r>
+    </w:p>
+    <w:p>
+      <w:pPr>
+        <w:pStyle w:val="ListParagraph"/>
+        <w:numPr>
+          <w:ilvl w:val="0"/>
+          <w:numId w:val="2"/>
+        </w:numPr>
+        <w:spacing w:after="40"/>
+      </w:pPr>
+      <w:r>
+        <w:t xml:space="preserve">Umumiy epidemiologiya. Oliy tibbiy ta'lim muassasalari uchun darslik. — Toshkent: Tibbiyot nashriyoti.</w:t>
       </w:r>
     </w:p>
     <w:sectPr>

--- a/javoblar/023.docx
+++ b/javoblar/023.docx
@@ -165,7 +165,7 @@
         <w:spacing w:after="40"/>
       </w:pPr>
       <w:r>
-        <w:t xml:space="preserve">O'zR SanQvaN 0090-25. Dezinfeksiya tadbirlarini o'tkazish, dezinfeksiya xizmatini amalga oshiruvchi tashkilotlarni joylashtirish hamda ularning xonalari va jihozlariga, dezinfeksiya vositalarini saqlash, tashish va ulardan foydalanishga oid sanitariya qoidalari, normalari va gigiyena normativlari. O'zR Adliya vazirligida 2025-yil 3-iyunda ro'yxatga olingan (hisob raqami 350). URL: https://lex.uz/docs/-7556121</w:t>
+        <w:t xml:space="preserve">SanQvaN 0090-25. Dezinfeksiya tadbirlarini o'tkazish ... sanitariya qoidalari, normalari va gigiyena normativlari. O'zR SSV huzuridagi SEO va JSQ qo'mitasi, 2025-yil 5-may, 8-son qaror (Adliya vazirligida 03.06.2025, № 350). URL: https://lex.uz/docs/-7556121</w:t>
       </w:r>
     </w:p>
     <w:p>
@@ -178,7 +178,7 @@
         <w:spacing w:after="40"/>
       </w:pPr>
       <w:r>
-        <w:t xml:space="preserve">V.L. Osipova. Dezinfeksiya. O'quv qo'llanma. — Moskva: GEOTAR-Media, 2009. (Nusxa: xayrullokomilov.uz/kutubxona, ochiq manba.)</w:t>
+        <w:t xml:space="preserve">Osipova V.L. Dezinfeksiya: o'quv qo'llanma. — Moskva: GEOTAR-Media, 2009.</w:t>
       </w:r>
     </w:p>
     <w:p>
@@ -191,7 +191,7 @@
         <w:spacing w:after="40"/>
       </w:pPr>
       <w:r>
-        <w:t xml:space="preserve">Umumiy epidemiologiya. Oliy tibbiy ta'lim muassasalari uchun darslik. — Toshkent: Tibbiyot nashriyoti.</w:t>
+        <w:t xml:space="preserve">Mirtazayev O.M., Zuyeva L.P., Matnazarova G.S. Epidemiologiya. — Toshkent, 2016.</w:t>
       </w:r>
     </w:p>
     <w:sectPr>

--- a/javoblar/023.docx
+++ b/javoblar/023.docx
@@ -8,7 +8,7 @@
         <w:spacing w:after="200"/>
       </w:pPr>
       <w:r>
-        <w:t xml:space="preserve">23. Dezinfeksiya turlari, yuqumli kasalliklarga qarshi kurashda dezinfeksiyaning ahamiyati</w:t>
+        <w:t xml:space="preserve">23. Epidemiyaga qarshi chora-tadbirlar, ularning yo'nalishi, ushbu tadbirlarni tashkil etish</w:t>
       </w:r>
     </w:p>
     <w:p>
@@ -17,7 +17,7 @@
         <w:jc w:val="both"/>
       </w:pPr>
       <w:r>
-        <w:t xml:space="preserve">Dezinfeksiya — tashqi muhit obyektlarida yuqumli kasallik qo'zg'atuvchilarini (patogen va shartli-patogen mikroorganizmlarni) yo'q qilishga qaratilgan tadbirlar majmuidir. U sterilizatsiyadan farq qiladi: sterilizatsiya barcha mikroorganizmlarni, jumladan sporalarni ham to'liq yo'q qilsa, dezinfeksiya asosan vegetativ patogen shakllarni yo'qotadi. Dezinfeksiya epidemik jarayonning ikkinchi bo'g'iniga — qo'zg'atuvchining yuqish mexanizmiga ta'sir qiladi va shu bilan epidemiyaga qarshi kurashning muhim, mustaqil yo'nalishlaridan biri hisoblanadi [1][2].</w:t>
+        <w:t xml:space="preserve">Epidemiyaga qarshi chora-tadbirlar — aholi orasida yuqumli kasalliklarning paydo bo'lishi va tarqalishining oldini olish, mavjud epidemik o'choqlarni bartaraf etish hamda epidemik jarayonni to'xtatishga qaratilgan tadbirlar majmuidir. Bu tadbirlar epidemik jarayonning uch bo'g'iniga — infeksiya manbai, yuqish mexanizmi va qabul qiluvchan organizmga ta'sir qilish orqali amalga oshiriladi. Tadbirlarning asosiy maqsadi — epidemik jarayon zanjirining eng zaif bo'g'inini topib, unga maqsadli va kuchli ta'sir ko'rsatish hamda shu yo'l bilan epidemik jarayonni uzishdir [1]. Tadbirlar mazmuniga ko'ra tibbiy, sanitariya-gigiyenik, veterinariya, ma'muriy-huquqiy va tashkiliy choralarni o'z ichiga oladi.</w:t>
       </w:r>
     </w:p>
     <w:p>
@@ -26,7 +26,7 @@
         <w:spacing w:after="80" w:before="160"/>
       </w:pPr>
       <w:r>
-        <w:t xml:space="preserve">Dezinfeksiya turlari (maqsadiga ko'ra)</w:t>
+        <w:t xml:space="preserve">Tadbirlarning uch asosiy yo'nalishi</w:t>
       </w:r>
     </w:p>
     <w:p>
@@ -35,7 +35,7 @@
         <w:jc w:val="both"/>
       </w:pPr>
       <w:r>
-        <w:t xml:space="preserve">O'tkazilish maqsadiga ko'ra dezinfeksiya ikki asosiy turga bo'linadi: profilaktik va o'choqdagi. Profilaktik dezinfeksiya aniq infeksiya manbai yo'q, biroq qo'zg'atuvchi to'planishi va yuqishi ehtimoli mavjud joylarda muntazam o'tkaziladi (jamoat joylari, suv ta'minoti, umumiy ovqatlanish, tibbiy muassasalar). O'choqdagi dezinfeksiya esa infeksiya manbai aniqlangan joyda o'tkaziladi va o'z navbatida ikki turga bo'linadi: joriy dezinfeksiya (bemor manba bo'lib turgan davrda muntazam) va yakuniy dezinfeksiya (manba o'choqdan olib chiqilgach bir marta). Bu tasnif dezinfeksiyani epidemik vaziyatga mos tashkil etish imkonini beradi [1]. Profilaktik dezinfeksiya kasallik hali paydo bo'lmasdan turib qo'zg'atuvchining to'planishiga yo'l qo'ymaslikka, o'choqdagi dezinfeksiya esa allaqachon mavjud bo'lgan infeksiya manbaidan tarqalayotgan qo'zg'atuvchini yo'q qilishga qaratilgan. Shu bois ularning hajmi, rejimi va tashkil etilishi turlicha bo'ladi: profilaktik dezinfeksiya rejali va doimiy, o'choqdagi dezinfeksiya esa aniq vaziyatga bog'liq va maqsadli xususiyat kasb etadi.</w:t>
+        <w:t xml:space="preserve">Epidemiyaga qarshi tadbirlar uch yo'nalishga bo'linadi. Birinchi yo'nalish — infeksiya manbaiga qaratilgan tadbirlar: bemorlarni erta aniqlash, ro'yxatga olish, ajratish (izolyatsiya yoki kasalxonaga yotqizish), davolash va tashuvchilarni aniqlab sanatsiya qilish; zoonozlarda esa kasal hayvonlarni aniqlash va veterinariya-sanitariya choralari. Ikkinchi yo'nalish — yuqish mexanizmiga qaratilgan tadbirlar: dezinfeksiya, dezinseksiya, deratizatsiya hamda sanitariya-gigiyenik choralar (suv, oziq-ovqat, shaxsiy gigiyena nazorati). Uchinchi yo'nalish — qabul qiluvchan organizmga qaratilgan tadbirlar: immunizatsiya (emlash) va shoshilinch profilaktika (bakteriofag, immunoglobulin, antibiotik) [1].</w:t>
       </w:r>
     </w:p>
     <w:p>
@@ -44,7 +44,7 @@
         <w:spacing w:after="80" w:before="160"/>
       </w:pPr>
       <w:r>
-        <w:t xml:space="preserve">Dezinfeksiya usullari (vositasiga ko'ra)</w:t>
+        <w:t xml:space="preserve">Yetakchi yo'nalishni tanlash</w:t>
       </w:r>
     </w:p>
     <w:p>
@@ -53,7 +53,7 @@
         <w:jc w:val="both"/>
       </w:pPr>
       <w:r>
-        <w:t xml:space="preserve">Qo'llaniladigan vositaga ko'ra dezinfeksiya bir necha usulga bo'linadi. Mexanik usul — changyutish, yuvish, shamollatish, iflos qatlamni olib tashlash orqali qo'zg'atuvchi sonini kamaytiradi. Fizik usul — yuqori harorat (qaynatish, bug', quruq issiq havo), ultrabinafsha nurlanish, qizdirish va quritish. Kimyoviy usul — dezinfeksiyalovchi moddalar (xlor saqlovchi preparatlar, vodorod peroksid, chetvertichli ammoniy birikmalari, spirtlar) eritmalari bilan ishlov berish; bu eng keng tarqalgan usul. Biologik usul esa mikroorganizmlar yoki ularning mahsulotlaridan foydalanishga asoslanadi (asosan chiqindi suvlar va biologik chiqindilarni tozalashda) [2]. Amalda ko'pincha bir necha usul birgalikda, bosqichma-bosqich qo'llaniladi — masalan, avval mexanik tozalash, so'ng kimyoviy yoki fizik ishlov beriladi.</w:t>
+        <w:t xml:space="preserve">Barcha uch yo'nalish bo'yicha tadbirlar rejalashtirilsa-da, ularning nisbiy ahamiyati kasallikning yetakchi yuqish mexanizmiga bog'liq. Ichak infeksiyalarida (fekal-oral mexanizm) asosiy e'tibor yuqish yo'llarini uzishga — sanitariya-gigiyenik choralarga qaratiladi. Havo-tomchi infeksiyalarida esa yuqish yo'lini uzish qiyin bo'lgani uchun qabul qiluvchan organizmga — immunprofilaktikaga asosiy urg'u beriladi. Transmissiv kasalliklarda tashuvchilarga qarshi kurash (dezinseksiya), zoonozlarda esa infeksiya manbai — hayvonlar ustidan nazorat yetakchi bo'ladi. Yetakchi yo'nalishni to'g'ri tanlash resurslarni samarali taqsimlash imkonini beradi [1]. Yetakchi yo'nalishni aniqlash mezoni — qaysi bo'g'inga ta'sir qilish epidemik jarayonni eng ishonchli va iqtisodiy jihatdan maqbul tarzda uzishidir. Masalan, qizamiq havo-tomchi yo'li bilan juda tez yuqadi va uni texnik vositalar bilan to'xtatib bo'lmaydi, shuning uchun yagona samarali yo'l — aholini emlashdir. Aksincha, vabo kabi suv yo'li bilan tarqaladigan infeksiyada suv ta'minotini nazorat qilish va zararsizlantirish eng muhim chora bo'ladi. Shu tahlil epidemiologik tashxis doirasida amalga oshiriladi.</w:t>
       </w:r>
     </w:p>
     <w:p>
@@ -62,7 +62,7 @@
         <w:spacing w:after="80" w:before="160"/>
       </w:pPr>
       <w:r>
-        <w:t xml:space="preserve">Dezinfeksiyalovchi vositalarning guruhlari</w:t>
+        <w:t xml:space="preserve">Tadbirlarni tashkil etish darajalari</w:t>
       </w:r>
     </w:p>
     <w:p>
@@ -71,7 +71,7 @@
         <w:jc w:val="both"/>
       </w:pPr>
       <w:r>
-        <w:t xml:space="preserve">Kimyoviy dezinfeksiyalovchi vositalar kimyoviy tabiatiga ko'ra bir necha guruhga bo'linadi: galogen saqlovchi (xlor va yod birikmalari), kislorod saqlovchi (vodorod peroksid, perborat), sirt-faol moddalar (chetvertichli ammoniy birikmalari), aldegidlar (glutaraldegid, formaldegid), spirtlar va fenol birikmalari. Har bir guruhning o'z faollik spektri, afzalliklari va kamchiliklari bor. Vositani tanlashda qo'zg'atuvchi turi va chidamliligi, obyekt xususiyati, toksiklik va narx hisobga olinadi. To'g'ri konsentratsiya va ekspozitsiya vaqtiga rioya qilish samaradorlikning asosiy shartidir [2]. Ideal dezinfeksiyalovchi vosita keng ta'sir spektriga ega, tez ta'sir qiluvchi, odam va obyektlar uchun xavfsiz, arzon va ishlatish uchun qulay bo'lishi kerak; biroq amalda barcha xususiyatlarni bir vositada birlashtirish qiyin, shu bois har bir vaziyat uchun eng maqbul vosita tanlanadi.</w:t>
+        <w:t xml:space="preserve">Epidemiyaga qarshi tadbirlar turli darajalarda tashkil etiladi. Davlat darajasida — qonunchilik, milliy dasturlar (emlash kalendari), moliyalashtirish va xalqaro hamkorlik. Hududiy darajada — sanitariya-epidemiologiya xizmati tomonidan epidemiologik nazorat, tahlil, rejalashtirish va tadbirlarni muvofiqlashtirish. Mahalliy darajada — davolash-profilaktika muassasalari va QVP tomonidan bemorlarni aniqlash, o'choqda ishlash, emlashni amalga oshirish. Tadbirlar samaradorligi barcha darajalarning uyg'un va koordinatsiyalashgan ishlashiga bog'liq [1][2]. Bundan tashqari, epidemiyaga qarshi kurash ko'pincha bir necha idora va sohaning (sog'liqni saqlash, veterinariya, kommunal xizmat, ta'lim, hokimiyat) birgalikdagi harakatini talab qiladi — buni sektorlararo hamkorlik deb ataladi. Masalan, zoonozlarda veterinariya xizmati, ichak infeksiyalarida suv ta'minoti va kommunal xizmatlar bilan hamkorlik hal qiluvchi ahamiyatga ega. Shu bois sanitariya-epidemiologiya xizmati nafaqat tibbiy, balki tashkiliy-muvofiqlashtiruvchi funksiyani ham bajaradi.</w:t>
       </w:r>
     </w:p>
     <w:p>
@@ -80,7 +80,7 @@
         <w:spacing w:after="80" w:before="160"/>
       </w:pPr>
       <w:r>
-        <w:t xml:space="preserve">Dezinfeksiyaning yuqumli kasalliklarga qarshi kurashdagi ahamiyati</w:t>
+        <w:t xml:space="preserve">Rejali va o'choqdagi tadbirlar</w:t>
       </w:r>
     </w:p>
     <w:p>
@@ -89,7 +89,7 @@
         <w:jc w:val="both"/>
       </w:pPr>
       <w:r>
-        <w:t xml:space="preserve">Dezinfeksiyaning ahamiyati, ayniqsa tashqi muhit orqali yuqadigan infeksiyalarda juda katta. Fekal-oral mexanizmli ichak infeksiyalarida (ich terlama, dizenteriya, vabo, virusli gepatit A) dezinfeksiya qo'zg'atuvchining suv, oziq-ovqat va maishiy omillar orqali yuqishiga to'sqinlik qiladi. Tibbiy muassasalarda dezinfeksiya shifoxona ichi infeksiyalarining, jumladan qon orqali yuqadigan infeksiyalarning oldini oladi. Dezinfeksiya epidemik o'choqni lokalizatsiya qilish va bartaraf etishning muhim vositasi bo'lib, boshqa tadbirlar (bemorni ajratish, muloqotdagilarni kuzatish) bilan birgalikda qo'llaniladi [1][2]. Shuni ta'kidlash kerakki, dezinfeksiyaning ahamiyati kasallik turiga qarab turlicha: tashqi muhitda chidamli qo'zg'atuvchilar keltirgan kasalliklarda (ich terlama, virusli gepatit, sil) u hal qiluvchi, havo-tomchi orqali tez yuqadigan va tashqi muhitda tez nobud bo'ladigan qo'zg'atuvchilarda (gripp, qizamiq) esa cheklangan ahamiyatga ega. Shu bois dezinfeksiya hajmi har bir kasallik uchun alohida belgilanadi.</w:t>
+        <w:t xml:space="preserve">Tashkil etish xususiyatiga ko'ra tadbirlar rejali (profilaktik) va o'choqdagi (epidemik vaziyatga javoban) turlarga bo'linadi. Rejali tadbirlar epidemik vaziyatdan qat'i nazar, muntazam o'tkaziladi: rejali emlash, profilaktik dezinfeksiya, sanitariya nazorati, dekretlangan kontingentni tekshirish, sanitariya-ma'rifiy ishlar. O'choqdagi tadbirlar esa aniq epidemik o'choq aniqlanganda ko'riladi: o'choqni epidemiologik tekshirish, bemorni ajratish, yakuniy dezinfeksiya, muloqotdagilarni kuzatish va shoshilinch profilaktika. Rejali tadbirlar kasallanishning oldini oladi, o'choqdagilari esa mavjud infeksiyani bartaraf etadi [1]. Zamonaviy epidemiologiyada rejali, profilaktik tadbirlarga ustunlik beriladi, chunki kasallikning oldini olish uni avj olgandan keyin bartaraf etishga qaraganda ancha arzon va samaraliroqdir. Shu bois yuqori emlash qamrovi, barqaror sanitariya infratuzilmasi va doimiy epidemiologik nazorat epidemik o'choqlar sonini keskin kamaytiradi va o'choqdagi favqulodda tadbirlarga bo'lgan ehtiyojni pasaytiradi.</w:t>
       </w:r>
     </w:p>
     <w:p>
@@ -98,7 +98,7 @@
         <w:spacing w:after="80" w:before="160"/>
       </w:pPr>
       <w:r>
-        <w:t xml:space="preserve">Samaradorlik va nazorat</w:t>
+        <w:t xml:space="preserve">Tadbirlarni rejalashtirish</w:t>
       </w:r>
     </w:p>
     <w:p>
@@ -107,7 +107,7 @@
         <w:jc w:val="both"/>
       </w:pPr>
       <w:r>
-        <w:t xml:space="preserve">Dezinfeksiya samaradorligi uning to'g'ri o'tkazilishiga bog'liq va nazorat qilinadi. Nazorat uch xil bo'ladi: vizual (tozalikni baholash), kimyoviy (eritma konsentratsiyasini tekshirish) va bakteriologik (ishlov berilgan yuzalardan surtma olib qo'zg'atuvchi qolgan-qolmaganligini aniqlash). Bakteriologik nazorat eng ishonchli ko'rsatkichdir. Noto'g'ri tanlangan vosita, yetarli bo'lmagan konsentratsiya yoki ekspozitsiya dezinfeksiyani samarasiz qiladi va soxta xavfsizlik tuyg'usini keltirib chiqaradi. Shu bois nazorat dezinfeksiyaning ajralmas qismidir [2]. Dezinfeksiya samaradorligiga ta'sir qiluvchi omillar ko'p: qo'zg'atuvchining turi va chidamliligi, obyekt yuzasidagi organik qoldiqlar (qon, oqsil dezinfeksiyalovchi moddani neytrallaydi), harorat, eritmaning yangiligi va to'g'ri tayyorlanganligi. Shuning uchun dezinfeksiyadan oldin obyektni mexanik tozalash (yuvish) ko'pincha zarur bosqich hisoblanadi, chunki iflos yuzada dezinfeksiya to'liq samara bermaydi.</w:t>
+        <w:t xml:space="preserve">Epidemiyaga qarshi tadbirlar epidemiologik tashxis asosida rejalashtiriladi. Rejalashtirishda kasallikning epidemiologik xususiyatlari, hudud va aholi guruhlari bo'yicha xavf, mavjud resurslar va tadbirlar samaradorligi hisobga olinadi. Yaxshi reja aniq maqsad, bajaruvchilar, muddatlar va nazorat ko'rsatkichlariga ega bo'ladi. Rejali va o'choqdagi tadbirlar o'zaro muvofiqlashtiriladi. Tadbirlarning borishi va natijasi monitoring qilinib, zarurat bo'lganda reja korrektirovka qilinadi. Shunday qilib, rejalashtirish tadbirlarning tizimli va samarali bo'lishini ta'minlaydi [1]. Rejada, shuningdek, favqulodda vaziyatlar uchun zaxira resurslar (vaksina, dezinfeksiyalovchi vositalar, shaxsiy himoya vositalari, kadrlar) ko'zda tutilishi muhim, chunki epidemiya kutilmaganda avj olishi mumkin. Tayyorgarlik rejasining mavjudligi va uning muntazam yangilanishi epidemiyaga qarshi tizimning tezkor va samarali javob berish qobiliyatini belgilaydi.</w:t>
       </w:r>
     </w:p>
     <w:p>
@@ -116,7 +116,7 @@
         <w:spacing w:after="80" w:before="160"/>
       </w:pPr>
       <w:r>
-        <w:t xml:space="preserve">Xavfsizlik va amaliy jihatlar</w:t>
+        <w:t xml:space="preserve">Amaliy ahamiyati</w:t>
       </w:r>
     </w:p>
     <w:p>
@@ -125,7 +125,7 @@
         <w:jc w:val="both"/>
       </w:pPr>
       <w:r>
-        <w:t xml:space="preserve">Dezinfeksiyalovchi vositalarning ko'pchiligi zaharli va agressiv moddalar bo'lgani uchun ular bilan ishlashda xavfsizlik texnikasiga rioya qilish shart: shaxsiy himoya vositalaridan (qo'lqop, niqob, maxsus kiyim) foydalanish, eritmalarni to'g'ri tayyorlash, vositalarni belgilangan tartibda saqlash va yaroqlilik muddatini nazorat qilish. Dezinfeksiya tadbirlari hujjatlashtiriladi va davlat sanitariya nazorati ostida bo'ladi. Xodimlarning malakasi va vositalar bilan ta'minlanganligi dezinfeksiya sifatini belgilaydi [1]. Dezinfeksiyalovchi vositalarni almashtirib turish ham muhim, chunki ba'zi mikroorganizmlar vaqt o'tishi bilan muayyan vositaga nisbatan chidamlilik hosil qilishi mumkin; shu bois tibbiy muassasalarda vositalar rotatsiyasi tavsiya etiladi. Shuningdek, zamonaviy sharoitda ekologik jihatdan xavfsizroq va kam toksik vositalarga, avtomatlashtirilgan dezinfeksiya tizimlariga (masalan, havo va yuzalarni zararsizlantiruvchi qurilmalar) ustunlik berilmoqda.</w:t>
+        <w:t xml:space="preserve">Epidemiyaga qarshi tadbirlarni to'g'ri tashkil etish aholi salomatligini himoya qilishning asosiy mexanizmidir. Tadbirlarning uch yo'nalishi va ularning yetakchisini to'g'ri aniqlash, darajalararo koordinatsiya hamda rejali va o'choqdagi ishning uyg'unligi epidemiyaga qarshi kurashning muvaffaqiyatini belgilaydi. Noto'g'ri tashkil etilgan yoki koordinatsiyalanmagan tadbirlar resurslarning behuda sarflanishiga va epidemiyaning davom etishiga olib keladi. Shu bois tadbirlarni tizimli, dalillarga asoslangan holda tashkil etish vrach-epidemiologning asosiy vazifasidir [1][2]. Tadbirlarning samaradorligi epidemiologik ko'rsatkichlar (kasallanishning pasayishi, o'choqlar sonining kamayishi, emlash qamrovining oshishi) orqali baholanadi va bu baho keyingi rejalashtirish uchun asos bo'ladi.</w:t>
       </w:r>
     </w:p>
     <w:p>
@@ -143,7 +143,7 @@
         <w:jc w:val="both"/>
       </w:pPr>
       <w:r>
-        <w:t xml:space="preserve">Dezinfeksiya — tashqi muhitdagi qo'zg'atuvchilarni yo'q qilib, yuqish mexanizmini uzadigan muhim epidemiyaga qarshi tadbirdir. Maqsadiga ko'ra u profilaktik va o'choqdagi (joriy, yakuniy) turlarga, vositasiga ko'ra mexanik, fizik, kimyoviy va biologik usullarga bo'linadi. Dezinfeksiyaning ahamiyati ayniqsa ichak infeksiyalari va shifoxona ichi infeksiyalariga qarshi kurashda yuqori. Uning samaradorligi to'g'ri vosita, konsentratsiya va ekspozitsiyaga, shuningdek bakteriologik nazoratga bog'liq. Shu bois dezinfeksiya yuqumli kasalliklarga qarshi kurash tizimining asosiy komponentlaridan biri hisoblanadi va uning turlarini hamda to'g'ri qo'llanilishini bilish vrach-epidemiolog uchun zaruriy amaliy malakadir.</w:t>
+        <w:t xml:space="preserve">Epidemiyaga qarshi chora-tadbirlar epidemik jarayonning uch bo'g'iniga ta'sir qilib, uni uzishga qaratilgan. Ular uch yo'nalishga (manba, yuqish mexanizmi, qabul qiluvchan organizm) bo'linadi va yetakchi yo'nalish kasallikning yuqish mexanizmiga qarab tanlanadi. Tadbirlar davlat, hududiy va mahalliy darajalarda tashkil etilib, rejali hamda o'choqdagi turlarga bo'linadi. Ular epidemiologik tashxis asosida rejalashtiriladi va monitoring qilinadi. Tadbirlarning to'g'ri, o'z vaqtida va koordinatsiyalashgan tashkil etilishi epidemiyaga qarshi kurashning pirovard samaradorligini belgilaydi. Bu esa aholi salomatligini ishonchli himoya qilishning va yuqumli kasalliklarni nazoratda ushlab turishning kafolatidir.</w:t>
       </w:r>
     </w:p>
     <w:p>
@@ -165,7 +165,7 @@
         <w:spacing w:after="40"/>
       </w:pPr>
       <w:r>
-        <w:t xml:space="preserve">SanQvaN 0090-25. Dezinfeksiya tadbirlarini o'tkazish ... sanitariya qoidalari, normalari va gigiyena normativlari. O'zR SSV huzuridagi SEO va JSQ qo'mitasi, 2025-yil 5-may, 8-son qaror (Adliya vazirligida 03.06.2025, № 350). URL: https://lex.uz/docs/-7556121</w:t>
+        <w:t xml:space="preserve">Mirtazayev O.M., Zuyeva L.P., Matnazarova G.S. Epidemiologiya. — Toshkent, 2016.</w:t>
       </w:r>
     </w:p>
     <w:p>
@@ -178,20 +178,7 @@
         <w:spacing w:after="40"/>
       </w:pPr>
       <w:r>
-        <w:t xml:space="preserve">Osipova V.L. Dezinfeksiya: o'quv qo'llanma. — Moskva: GEOTAR-Media, 2009.</w:t>
-      </w:r>
-    </w:p>
-    <w:p>
-      <w:pPr>
-        <w:pStyle w:val="ListParagraph"/>
-        <w:numPr>
-          <w:ilvl w:val="0"/>
-          <w:numId w:val="2"/>
-        </w:numPr>
-        <w:spacing w:after="40"/>
-      </w:pPr>
-      <w:r>
-        <w:t xml:space="preserve">Mirtazayev O.M., Zuyeva L.P., Matnazarova G.S. Epidemiologiya. — Toshkent, 2016.</w:t>
+        <w:t xml:space="preserve">Heymann D.L. (ed.). Control of Communicable Diseases Manual, 20th ed. Washington: APHA.</w:t>
       </w:r>
     </w:p>
     <w:sectPr>
@@ -397,6 +384,18 @@
       <w:lvlJc w:val="left"/>
       <w:pPr>
         <w:ind w:left="576" w:hanging="316"/>
+      </w:pPr>
+    </w:lvl>
+  </w:abstractNum>
+  <w:abstractNum w:abstractNumId="90">
+    <w:multiLevelType w:val="hybridMultilevel"/>
+    <w:lvl w:ilvl="0">
+      <w:start w:val="1"/>
+      <w:numFmt w:val="decimal"/>
+      <w:lvlText w:val="%1)"/>
+      <w:lvlJc w:val="left"/>
+      <w:pPr>
+        <w:ind w:left="851" w:hanging="425"/>
       </w:pPr>
     </w:lvl>
   </w:abstractNum>

--- a/javoblar/023.docx
+++ b/javoblar/023.docx
@@ -5,153 +5,296 @@
     <w:p>
       <w:pPr>
         <w:pStyle w:val="Heading1"/>
-        <w:spacing w:after="200"/>
-      </w:pPr>
-      <w:r>
+        <w:spacing w:after="240"/>
+        <w:jc w:val="center"/>
+      </w:pPr>
+      <w:r>
+        <w:rPr>
+          <w:rFonts w:ascii="Times New Roman" w:cs="Times New Roman" w:eastAsia="Times New Roman" w:hAnsi="Times New Roman"/>
+          <w:b/>
+          <w:bCs/>
+          <w:sz w:val="28"/>
+          <w:szCs w:val="28"/>
+        </w:rPr>
         <w:t xml:space="preserve">23. Epidemiyaga qarshi chora-tadbirlar, ularning yo'nalishi, ushbu tadbirlarni tashkil etish</w:t>
       </w:r>
     </w:p>
     <w:p>
       <w:pPr>
-        <w:spacing w:after="120"/>
+        <w:spacing w:after="120" w:line="276"/>
+        <w:ind w:firstLine="567"/>
         <w:jc w:val="both"/>
       </w:pPr>
       <w:r>
+        <w:rPr>
+          <w:rFonts w:ascii="Times New Roman" w:cs="Times New Roman" w:eastAsia="Times New Roman" w:hAnsi="Times New Roman"/>
+          <w:sz w:val="28"/>
+          <w:szCs w:val="28"/>
+        </w:rPr>
         <w:t xml:space="preserve">Epidemiyaga qarshi chora-tadbirlar — aholi orasida yuqumli kasalliklarning paydo bo'lishi va tarqalishining oldini olish, mavjud epidemik o'choqlarni bartaraf etish hamda epidemik jarayonni to'xtatishga qaratilgan tadbirlar majmuidir. Bu tadbirlar epidemik jarayonning uch bo'g'iniga — infeksiya manbai, yuqish mexanizmi va qabul qiluvchan organizmga ta'sir qilish orqali amalga oshiriladi. Tadbirlarning asosiy maqsadi — epidemik jarayon zanjirining eng zaif bo'g'inini topib, unga maqsadli va kuchli ta'sir ko'rsatish hamda shu yo'l bilan epidemik jarayonni uzishdir [1]. Tadbirlar mazmuniga ko'ra tibbiy, sanitariya-gigiyenik, veterinariya, ma'muriy-huquqiy va tashkiliy choralarni o'z ichiga oladi.</w:t>
       </w:r>
     </w:p>
     <w:p>
       <w:pPr>
         <w:pStyle w:val="Heading2"/>
-        <w:spacing w:after="80" w:before="160"/>
-      </w:pPr>
-      <w:r>
+        <w:spacing w:after="100" w:before="200"/>
+      </w:pPr>
+      <w:r>
+        <w:rPr>
+          <w:rFonts w:ascii="Times New Roman" w:cs="Times New Roman" w:eastAsia="Times New Roman" w:hAnsi="Times New Roman"/>
+          <w:b/>
+          <w:bCs/>
+          <w:sz w:val="28"/>
+          <w:szCs w:val="28"/>
+        </w:rPr>
         <w:t xml:space="preserve">Tadbirlarning uch asosiy yo'nalishi</w:t>
       </w:r>
     </w:p>
     <w:p>
       <w:pPr>
-        <w:spacing w:after="120"/>
+        <w:spacing w:after="120" w:line="276"/>
+        <w:ind w:firstLine="567"/>
         <w:jc w:val="both"/>
       </w:pPr>
       <w:r>
+        <w:rPr>
+          <w:rFonts w:ascii="Times New Roman" w:cs="Times New Roman" w:eastAsia="Times New Roman" w:hAnsi="Times New Roman"/>
+          <w:sz w:val="28"/>
+          <w:szCs w:val="28"/>
+        </w:rPr>
         <w:t xml:space="preserve">Epidemiyaga qarshi tadbirlar uch yo'nalishga bo'linadi. Birinchi yo'nalish — infeksiya manbaiga qaratilgan tadbirlar: bemorlarni erta aniqlash, ro'yxatga olish, ajratish (izolyatsiya yoki kasalxonaga yotqizish), davolash va tashuvchilarni aniqlab sanatsiya qilish; zoonozlarda esa kasal hayvonlarni aniqlash va veterinariya-sanitariya choralari. Ikkinchi yo'nalish — yuqish mexanizmiga qaratilgan tadbirlar: dezinfeksiya, dezinseksiya, deratizatsiya hamda sanitariya-gigiyenik choralar (suv, oziq-ovqat, shaxsiy gigiyena nazorati). Uchinchi yo'nalish — qabul qiluvchan organizmga qaratilgan tadbirlar: immunizatsiya (emlash) va shoshilinch profilaktika (bakteriofag, immunoglobulin, antibiotik) [1].</w:t>
       </w:r>
     </w:p>
     <w:p>
       <w:pPr>
         <w:pStyle w:val="Heading2"/>
-        <w:spacing w:after="80" w:before="160"/>
-      </w:pPr>
-      <w:r>
+        <w:spacing w:after="100" w:before="200"/>
+      </w:pPr>
+      <w:r>
+        <w:rPr>
+          <w:rFonts w:ascii="Times New Roman" w:cs="Times New Roman" w:eastAsia="Times New Roman" w:hAnsi="Times New Roman"/>
+          <w:b/>
+          <w:bCs/>
+          <w:sz w:val="28"/>
+          <w:szCs w:val="28"/>
+        </w:rPr>
         <w:t xml:space="preserve">Yetakchi yo'nalishni tanlash</w:t>
       </w:r>
     </w:p>
     <w:p>
       <w:pPr>
-        <w:spacing w:after="120"/>
+        <w:spacing w:after="120" w:line="276"/>
+        <w:ind w:firstLine="567"/>
         <w:jc w:val="both"/>
       </w:pPr>
       <w:r>
+        <w:rPr>
+          <w:rFonts w:ascii="Times New Roman" w:cs="Times New Roman" w:eastAsia="Times New Roman" w:hAnsi="Times New Roman"/>
+          <w:sz w:val="28"/>
+          <w:szCs w:val="28"/>
+        </w:rPr>
         <w:t xml:space="preserve">Barcha uch yo'nalish bo'yicha tadbirlar rejalashtirilsa-da, ularning nisbiy ahamiyati kasallikning yetakchi yuqish mexanizmiga bog'liq. Ichak infeksiyalarida (fekal-oral mexanizm) asosiy e'tibor yuqish yo'llarini uzishga — sanitariya-gigiyenik choralarga qaratiladi. Havo-tomchi infeksiyalarida esa yuqish yo'lini uzish qiyin bo'lgani uchun qabul qiluvchan organizmga — immunprofilaktikaga asosiy urg'u beriladi. Transmissiv kasalliklarda tashuvchilarga qarshi kurash (dezinseksiya), zoonozlarda esa infeksiya manbai — hayvonlar ustidan nazorat yetakchi bo'ladi. Yetakchi yo'nalishni to'g'ri tanlash resurslarni samarali taqsimlash imkonini beradi [1]. Yetakchi yo'nalishni aniqlash mezoni — qaysi bo'g'inga ta'sir qilish epidemik jarayonni eng ishonchli va iqtisodiy jihatdan maqbul tarzda uzishidir. Masalan, qizamiq havo-tomchi yo'li bilan juda tez yuqadi va uni texnik vositalar bilan to'xtatib bo'lmaydi, shuning uchun yagona samarali yo'l — aholini emlashdir. Aksincha, vabo kabi suv yo'li bilan tarqaladigan infeksiyada suv ta'minotini nazorat qilish va zararsizlantirish eng muhim chora bo'ladi. Shu tahlil epidemiologik tashxis doirasida amalga oshiriladi.</w:t>
       </w:r>
     </w:p>
     <w:p>
       <w:pPr>
         <w:pStyle w:val="Heading2"/>
-        <w:spacing w:after="80" w:before="160"/>
-      </w:pPr>
-      <w:r>
+        <w:spacing w:after="100" w:before="200"/>
+      </w:pPr>
+      <w:r>
+        <w:rPr>
+          <w:rFonts w:ascii="Times New Roman" w:cs="Times New Roman" w:eastAsia="Times New Roman" w:hAnsi="Times New Roman"/>
+          <w:b/>
+          <w:bCs/>
+          <w:sz w:val="28"/>
+          <w:szCs w:val="28"/>
+        </w:rPr>
         <w:t xml:space="preserve">Tadbirlarni tashkil etish darajalari</w:t>
       </w:r>
     </w:p>
     <w:p>
       <w:pPr>
-        <w:spacing w:after="120"/>
+        <w:spacing w:after="120" w:line="276"/>
+        <w:ind w:firstLine="567"/>
         <w:jc w:val="both"/>
       </w:pPr>
       <w:r>
+        <w:rPr>
+          <w:rFonts w:ascii="Times New Roman" w:cs="Times New Roman" w:eastAsia="Times New Roman" w:hAnsi="Times New Roman"/>
+          <w:sz w:val="28"/>
+          <w:szCs w:val="28"/>
+        </w:rPr>
         <w:t xml:space="preserve">Epidemiyaga qarshi tadbirlar turli darajalarda tashkil etiladi. Davlat darajasida — qonunchilik, milliy dasturlar (emlash kalendari), moliyalashtirish va xalqaro hamkorlik. Hududiy darajada — sanitariya-epidemiologiya xizmati tomonidan epidemiologik nazorat, tahlil, rejalashtirish va tadbirlarni muvofiqlashtirish. Mahalliy darajada — davolash-profilaktika muassasalari va QVP tomonidan bemorlarni aniqlash, o'choqda ishlash, emlashni amalga oshirish. Tadbirlar samaradorligi barcha darajalarning uyg'un va koordinatsiyalashgan ishlashiga bog'liq [1][2]. Bundan tashqari, epidemiyaga qarshi kurash ko'pincha bir necha idora va sohaning (sog'liqni saqlash, veterinariya, kommunal xizmat, ta'lim, hokimiyat) birgalikdagi harakatini talab qiladi — buni sektorlararo hamkorlik deb ataladi. Masalan, zoonozlarda veterinariya xizmati, ichak infeksiyalarida suv ta'minoti va kommunal xizmatlar bilan hamkorlik hal qiluvchi ahamiyatga ega. Shu bois sanitariya-epidemiologiya xizmati nafaqat tibbiy, balki tashkiliy-muvofiqlashtiruvchi funksiyani ham bajaradi.</w:t>
       </w:r>
     </w:p>
     <w:p>
       <w:pPr>
         <w:pStyle w:val="Heading2"/>
-        <w:spacing w:after="80" w:before="160"/>
-      </w:pPr>
-      <w:r>
+        <w:spacing w:after="100" w:before="200"/>
+      </w:pPr>
+      <w:r>
+        <w:rPr>
+          <w:rFonts w:ascii="Times New Roman" w:cs="Times New Roman" w:eastAsia="Times New Roman" w:hAnsi="Times New Roman"/>
+          <w:b/>
+          <w:bCs/>
+          <w:sz w:val="28"/>
+          <w:szCs w:val="28"/>
+        </w:rPr>
         <w:t xml:space="preserve">Rejali va o'choqdagi tadbirlar</w:t>
       </w:r>
     </w:p>
     <w:p>
       <w:pPr>
-        <w:spacing w:after="120"/>
+        <w:spacing w:after="120" w:line="276"/>
+        <w:ind w:firstLine="567"/>
         <w:jc w:val="both"/>
       </w:pPr>
       <w:r>
+        <w:rPr>
+          <w:rFonts w:ascii="Times New Roman" w:cs="Times New Roman" w:eastAsia="Times New Roman" w:hAnsi="Times New Roman"/>
+          <w:sz w:val="28"/>
+          <w:szCs w:val="28"/>
+        </w:rPr>
         <w:t xml:space="preserve">Tashkil etish xususiyatiga ko'ra tadbirlar rejali (profilaktik) va o'choqdagi (epidemik vaziyatga javoban) turlarga bo'linadi. Rejali tadbirlar epidemik vaziyatdan qat'i nazar, muntazam o'tkaziladi: rejali emlash, profilaktik dezinfeksiya, sanitariya nazorati, dekretlangan kontingentni tekshirish, sanitariya-ma'rifiy ishlar. O'choqdagi tadbirlar esa aniq epidemik o'choq aniqlanganda ko'riladi: o'choqni epidemiologik tekshirish, bemorni ajratish, yakuniy dezinfeksiya, muloqotdagilarni kuzatish va shoshilinch profilaktika. Rejali tadbirlar kasallanishning oldini oladi, o'choqdagilari esa mavjud infeksiyani bartaraf etadi [1]. Zamonaviy epidemiologiyada rejali, profilaktik tadbirlarga ustunlik beriladi, chunki kasallikning oldini olish uni avj olgandan keyin bartaraf etishga qaraganda ancha arzon va samaraliroqdir. Shu bois yuqori emlash qamrovi, barqaror sanitariya infratuzilmasi va doimiy epidemiologik nazorat epidemik o'choqlar sonini keskin kamaytiradi va o'choqdagi favqulodda tadbirlarga bo'lgan ehtiyojni pasaytiradi.</w:t>
       </w:r>
     </w:p>
     <w:p>
       <w:pPr>
         <w:pStyle w:val="Heading2"/>
-        <w:spacing w:after="80" w:before="160"/>
-      </w:pPr>
-      <w:r>
+        <w:spacing w:after="100" w:before="200"/>
+      </w:pPr>
+      <w:r>
+        <w:rPr>
+          <w:rFonts w:ascii="Times New Roman" w:cs="Times New Roman" w:eastAsia="Times New Roman" w:hAnsi="Times New Roman"/>
+          <w:b/>
+          <w:bCs/>
+          <w:sz w:val="28"/>
+          <w:szCs w:val="28"/>
+        </w:rPr>
         <w:t xml:space="preserve">Tadbirlarni rejalashtirish</w:t>
       </w:r>
     </w:p>
     <w:p>
       <w:pPr>
-        <w:spacing w:after="120"/>
+        <w:spacing w:after="120" w:line="276"/>
+        <w:ind w:firstLine="567"/>
         <w:jc w:val="both"/>
       </w:pPr>
       <w:r>
+        <w:rPr>
+          <w:rFonts w:ascii="Times New Roman" w:cs="Times New Roman" w:eastAsia="Times New Roman" w:hAnsi="Times New Roman"/>
+          <w:sz w:val="28"/>
+          <w:szCs w:val="28"/>
+        </w:rPr>
         <w:t xml:space="preserve">Epidemiyaga qarshi tadbirlar epidemiologik tashxis asosida rejalashtiriladi. Rejalashtirishda kasallikning epidemiologik xususiyatlari, hudud va aholi guruhlari bo'yicha xavf, mavjud resurslar va tadbirlar samaradorligi hisobga olinadi. Yaxshi reja aniq maqsad, bajaruvchilar, muddatlar va nazorat ko'rsatkichlariga ega bo'ladi. Rejali va o'choqdagi tadbirlar o'zaro muvofiqlashtiriladi. Tadbirlarning borishi va natijasi monitoring qilinib, zarurat bo'lganda reja korrektirovka qilinadi. Shunday qilib, rejalashtirish tadbirlarning tizimli va samarali bo'lishini ta'minlaydi [1]. Rejada, shuningdek, favqulodda vaziyatlar uchun zaxira resurslar (vaksina, dezinfeksiyalovchi vositalar, shaxsiy himoya vositalari, kadrlar) ko'zda tutilishi muhim, chunki epidemiya kutilmaganda avj olishi mumkin. Tayyorgarlik rejasining mavjudligi va uning muntazam yangilanishi epidemiyaga qarshi tizimning tezkor va samarali javob berish qobiliyatini belgilaydi.</w:t>
       </w:r>
     </w:p>
     <w:p>
       <w:pPr>
         <w:pStyle w:val="Heading2"/>
-        <w:spacing w:after="80" w:before="160"/>
-      </w:pPr>
-      <w:r>
+        <w:spacing w:after="100" w:before="200"/>
+      </w:pPr>
+      <w:r>
+        <w:rPr>
+          <w:rFonts w:ascii="Times New Roman" w:cs="Times New Roman" w:eastAsia="Times New Roman" w:hAnsi="Times New Roman"/>
+          <w:b/>
+          <w:bCs/>
+          <w:sz w:val="28"/>
+          <w:szCs w:val="28"/>
+        </w:rPr>
         <w:t xml:space="preserve">Amaliy ahamiyati</w:t>
       </w:r>
     </w:p>
     <w:p>
       <w:pPr>
-        <w:spacing w:after="120"/>
+        <w:spacing w:after="120" w:line="276"/>
+        <w:ind w:firstLine="567"/>
         <w:jc w:val="both"/>
       </w:pPr>
       <w:r>
+        <w:rPr>
+          <w:rFonts w:ascii="Times New Roman" w:cs="Times New Roman" w:eastAsia="Times New Roman" w:hAnsi="Times New Roman"/>
+          <w:sz w:val="28"/>
+          <w:szCs w:val="28"/>
+        </w:rPr>
         <w:t xml:space="preserve">Epidemiyaga qarshi tadbirlarni to'g'ri tashkil etish aholi salomatligini himoya qilishning asosiy mexanizmidir. Tadbirlarning uch yo'nalishi va ularning yetakchisini to'g'ri aniqlash, darajalararo koordinatsiya hamda rejali va o'choqdagi ishning uyg'unligi epidemiyaga qarshi kurashning muvaffaqiyatini belgilaydi. Noto'g'ri tashkil etilgan yoki koordinatsiyalanmagan tadbirlar resurslarning behuda sarflanishiga va epidemiyaning davom etishiga olib keladi. Shu bois tadbirlarni tizimli, dalillarga asoslangan holda tashkil etish vrach-epidemiologning asosiy vazifasidir [1][2]. Tadbirlarning samaradorligi epidemiologik ko'rsatkichlar (kasallanishning pasayishi, o'choqlar sonining kamayishi, emlash qamrovining oshishi) orqali baholanadi va bu baho keyingi rejalashtirish uchun asos bo'ladi.</w:t>
       </w:r>
     </w:p>
     <w:p>
       <w:pPr>
         <w:pStyle w:val="Heading2"/>
-        <w:spacing w:after="80" w:before="160"/>
-      </w:pPr>
-      <w:r>
+        <w:spacing w:after="100" w:before="200"/>
+      </w:pPr>
+      <w:r>
+        <w:rPr>
+          <w:rFonts w:ascii="Times New Roman" w:cs="Times New Roman" w:eastAsia="Times New Roman" w:hAnsi="Times New Roman"/>
+          <w:b/>
+          <w:bCs/>
+          <w:sz w:val="28"/>
+          <w:szCs w:val="28"/>
+        </w:rPr>
+        <w:t xml:space="preserve">Rejalashtirish va ijroni tashkil etish</w:t>
+      </w:r>
+    </w:p>
+    <w:p>
+      <w:pPr>
+        <w:spacing w:after="120" w:line="276"/>
+        <w:ind w:firstLine="567"/>
+        <w:jc w:val="both"/>
+      </w:pPr>
+      <w:r>
+        <w:rPr>
+          <w:rFonts w:ascii="Times New Roman" w:cs="Times New Roman" w:eastAsia="Times New Roman" w:hAnsi="Times New Roman"/>
+          <w:sz w:val="28"/>
+          <w:szCs w:val="28"/>
+        </w:rPr>
+        <w:t xml:space="preserve">Darslikka ko'ra, profilaktika va epidemiyaga qarshi ish albatta rejalashtirilishi kerak, chunki oldindan o'ylangan faoliyat barcha zarur umumiy va xususiy tadbirlarni ko'zda tutishi mumkin. Muammoni turli xizmatlar va mahalliy hokimiyat organlari ishtirokida hal etish zarur bo'lsa, epidemiologlar muammoli-tematik yoki muammoli-maqsadli rejalarning tashabbuskori bo'ladi; rejalarda bajarish muddatlari, mas'ul ijrochilar, ma'muriy va moddiy ta'minot ko'rsatiladi [1]. Chora-tadbirlar odatda epidemiologik nazorat ma'lumotlari, ya'ni tashxis faoliyati natijasida aniq sabab-oqibat aloqalari aniqlangandan keyin amalga oshiriladi [1]. Qonunda yuqumli kasallik o'choqlarida o'tkaziladigan choralar gumon qilinganlarni aniqlash, ajratish, gospitalizatsiya, muloqotda bo'lganlarni laboratoriya tekshiruvi va tibbiy kuzatuv hamda yuqish yo'llari va omillarini aniqlash sifatida belgilangan [3]. Ichak infeksiyalari bo'yicha yo'riqnomada epidemiologik tekshiruvning maqsadi manbani, omillarni va yuqish sharoitlarini erta aniqlash hamda tarqalish chegarasini belgilash deb ko'rsatilgan [4].</w:t>
+      </w:r>
+    </w:p>
+    <w:p>
+      <w:pPr>
+        <w:pStyle w:val="Heading2"/>
+        <w:spacing w:after="100" w:before="200"/>
+      </w:pPr>
+      <w:r>
+        <w:rPr>
+          <w:rFonts w:ascii="Times New Roman" w:cs="Times New Roman" w:eastAsia="Times New Roman" w:hAnsi="Times New Roman"/>
+          <w:b/>
+          <w:bCs/>
+          <w:sz w:val="28"/>
+          <w:szCs w:val="28"/>
+        </w:rPr>
         <w:t xml:space="preserve">Xulosa</w:t>
       </w:r>
     </w:p>
     <w:p>
       <w:pPr>
-        <w:spacing w:after="120"/>
+        <w:spacing w:after="120" w:line="276"/>
+        <w:ind w:firstLine="567"/>
         <w:jc w:val="both"/>
       </w:pPr>
       <w:r>
-        <w:t xml:space="preserve">Epidemiyaga qarshi chora-tadbirlar epidemik jarayonning uch bo'g'iniga ta'sir qilib, uni uzishga qaratilgan. Ular uch yo'nalishga (manba, yuqish mexanizmi, qabul qiluvchan organizm) bo'linadi va yetakchi yo'nalish kasallikning yuqish mexanizmiga qarab tanlanadi. Tadbirlar davlat, hududiy va mahalliy darajalarda tashkil etilib, rejali hamda o'choqdagi turlarga bo'linadi. Ular epidemiologik tashxis asosida rejalashtiriladi va monitoring qilinadi. Tadbirlarning to'g'ri, o'z vaqtida va koordinatsiyalashgan tashkil etilishi epidemiyaga qarshi kurashning pirovard samaradorligini belgilaydi. Bu esa aholi salomatligini ishonchli himoya qilishning va yuqumli kasalliklarni nazoratda ushlab turishning kafolatidir.</w:t>
+        <w:rPr>
+          <w:rFonts w:ascii="Times New Roman" w:cs="Times New Roman" w:eastAsia="Times New Roman" w:hAnsi="Times New Roman"/>
+          <w:sz w:val="28"/>
+          <w:szCs w:val="28"/>
+        </w:rPr>
+        <w:t xml:space="preserve">Epidemiyaga qarshi chora-tadbirlar epidemik jarayonning uch bo'g'iniga ta'sir qilib, uni uzishga qaratilgan. Ular uch yo'nalishga (manba, yuqish mexanizmi, qabul qiluvchan organizm) bo'linadi va yetakchi yo'nalish kasallikning yuqish mexanizmiga qarab tanlanadi. Tadbirlar davlat, hududiy va mahalliy darajalarda tashkil etilib, rejali hamda o'choqdagi turlarga bo'linadi. Ular epidemiologik tashxis asosida rejalashtiriladi va monitoring qilinadi. Tadbirlarning to'g'ri, o'z vaqtida va koordinatsiyalashgan tashkil etilishi epidemiyaga qarshi kurashning pirovard samaradorligini belgilaydi. Bu esa aholi salomatligini ishonchli himoya qilishning va yuqumli kasalliklarni nazoratda ushlab turishning kafolatidir. Xalqaro yondashuvda nazorat choralari odatda yuqish zanjirining aralashuvga eng sezgir bo'g'iniga qaratiladi [5].</w:t>
       </w:r>
     </w:p>
     <w:p>
       <w:pPr>
         <w:pStyle w:val="Heading2"/>
-        <w:spacing w:after="80" w:before="220"/>
-      </w:pPr>
-      <w:r>
+        <w:spacing w:after="100" w:before="280"/>
+      </w:pPr>
+      <w:r>
+        <w:rPr>
+          <w:rFonts w:ascii="Times New Roman" w:cs="Times New Roman" w:eastAsia="Times New Roman" w:hAnsi="Times New Roman"/>
+          <w:b/>
+          <w:bCs/>
+          <w:sz w:val="28"/>
+          <w:szCs w:val="28"/>
+        </w:rPr>
         <w:t xml:space="preserve">Foydalanilgan adabiyotlar</w:t>
       </w:r>
     </w:p>
@@ -162,10 +305,15 @@
           <w:ilvl w:val="0"/>
           <w:numId w:val="2"/>
         </w:numPr>
-        <w:spacing w:after="40"/>
-      </w:pPr>
-      <w:r>
-        <w:t xml:space="preserve">Mirtazayev O.M., Zuyeva L.P., Matnazarova G.S. Epidemiologiya. — Toshkent, 2016.</w:t>
+        <w:spacing w:after="80" w:line="260"/>
+      </w:pPr>
+      <w:r>
+        <w:rPr>
+          <w:rFonts w:ascii="Times New Roman" w:cs="Times New Roman" w:eastAsia="Times New Roman" w:hAnsi="Times New Roman"/>
+          <w:sz w:val="28"/>
+          <w:szCs w:val="28"/>
+        </w:rPr>
+        <w:t xml:space="preserve">Mirtazayev O.M., Zueva L.P., Matnazarova G.S. Epidemiologiya (darslik). Toshkent, 2016. Manba: xayrullokomilov.uz/kutubxona, material № 2356 (matn kirill yozuvida; sahifalar matnda ko'rsatilgan).</w:t>
       </w:r>
     </w:p>
     <w:p>
@@ -175,15 +323,74 @@
           <w:ilvl w:val="0"/>
           <w:numId w:val="2"/>
         </w:numPr>
-        <w:spacing w:after="40"/>
-      </w:pPr>
-      <w:r>
-        <w:t xml:space="preserve">Heymann D.L. (ed.). Control of Communicable Diseases Manual, 20th ed. Washington: APHA.</w:t>
+        <w:spacing w:after="80" w:line="260"/>
+      </w:pPr>
+      <w:r>
+        <w:rPr>
+          <w:rFonts w:ascii="Times New Roman" w:cs="Times New Roman" w:eastAsia="Times New Roman" w:hAnsi="Times New Roman"/>
+          <w:sz w:val="28"/>
+          <w:szCs w:val="28"/>
+        </w:rPr>
+        <w:t xml:space="preserve">Heymann D.L. (ed.). Control of Communicable Diseases Manual, 20th ed. Washington: American Public Health Association, 2015. ISBN 978-0-87553-018-5.</w:t>
+      </w:r>
+    </w:p>
+    <w:p>
+      <w:pPr>
+        <w:pStyle w:val="ListParagraph"/>
+        <w:numPr>
+          <w:ilvl w:val="0"/>
+          <w:numId w:val="2"/>
+        </w:numPr>
+        <w:spacing w:after="80" w:line="260"/>
+      </w:pPr>
+      <w:r>
+        <w:rPr>
+          <w:rFonts w:ascii="Times New Roman" w:cs="Times New Roman" w:eastAsia="Times New Roman" w:hAnsi="Times New Roman"/>
+          <w:sz w:val="28"/>
+          <w:szCs w:val="28"/>
+        </w:rPr>
+        <w:t xml:space="preserve">O'zbekiston Respublikasining "Aholining sanitariya-epidemiologik osoyishtaligi to'g'risida"gi Qonuni (Qonunchilik palatasi 2015-yil 15-iyulda qabul qilgan, Senat 2015-yil 6-avgustda ma'qullagan), 32-modda. URL: https://lex.uz/docs/2732587. Manba: xayrullokomilov.uz/kutubxona, material № 201 (matn kirill yozuvida; asosiy raqami matnda ko'rsatilmagan — tasdiqlanmagan).</w:t>
+      </w:r>
+    </w:p>
+    <w:p>
+      <w:pPr>
+        <w:pStyle w:val="ListParagraph"/>
+        <w:numPr>
+          <w:ilvl w:val="0"/>
+          <w:numId w:val="2"/>
+        </w:numPr>
+        <w:spacing w:after="80" w:line="260"/>
+      </w:pPr>
+      <w:r>
+        <w:rPr>
+          <w:rFonts w:ascii="Times New Roman" w:cs="Times New Roman" w:eastAsia="Times New Roman" w:hAnsi="Times New Roman"/>
+          <w:sz w:val="28"/>
+          <w:szCs w:val="28"/>
+        </w:rPr>
+        <w:t xml:space="preserve">O'zbekiston Respublikasi Sog'liqni saqlash vazirining 25.03.2015-yildagi buyrug'iga 1-ilova: o'tkir ichak infeksiyalarini oldini olish borasidagi yo'riqnoma, 6-bo'lim. Manba: xayrullokomilov.uz/kutubxona, material № 436 (kutubxonada "Buyruq № 122"; hujjat ichida "125-son" va "122-son" ikkalasi uchraydi — raqam tasdiqlanmagan; matn kirill yozuvida).</w:t>
+      </w:r>
+    </w:p>
+    <w:p>
+      <w:pPr>
+        <w:pStyle w:val="ListParagraph"/>
+        <w:numPr>
+          <w:ilvl w:val="0"/>
+          <w:numId w:val="2"/>
+        </w:numPr>
+        <w:spacing w:after="80" w:line="260"/>
+      </w:pPr>
+      <w:r>
+        <w:rPr>
+          <w:rFonts w:ascii="Times New Roman" w:cs="Times New Roman" w:eastAsia="Times New Roman" w:hAnsi="Times New Roman"/>
+          <w:sz w:val="28"/>
+          <w:szCs w:val="28"/>
+        </w:rPr>
+        <w:t xml:space="preserve">CDC. Principles of Epidemiology in Public Health Practice (SS1978), Lesson 1, Section 10: Chain of Infection. URL: https://archive.cdc.gov/www_cdc_gov/csels/dsepd/ss1978/lesson1/section10.html (kirilgan sana: 30.10.2026).</w:t>
       </w:r>
     </w:p>
     <w:sectPr>
       <w:pgSz w:w="11906" w:h="16838" w:orient="portrait"/>
-      <w:pgMar w:top="1134" w:right="850" w:bottom="1134" w:left="1418" w:header="708" w:footer="708" w:gutter="0"/>
+      <w:pgMar w:top="1134" w:right="850" w:bottom="1134" w:left="1701" w:header="708" w:footer="708" w:gutter="0"/>
       <w:pgNumType/>
       <w:docGrid w:linePitch="360"/>
     </w:sectPr>
@@ -355,48 +562,17 @@
     <w:multiLevelType w:val="hybridMultilevel"/>
     <w:lvl w:ilvl="0" w:tentative="1">
       <w:start w:val="1"/>
-      <w:numFmt w:val="bullet"/>
-      <w:lvlText w:val="•"/>
+      <w:numFmt w:val="decimal"/>
+      <w:lvlText w:val="[%1]"/>
       <w:lvlJc w:val="left"/>
       <w:pPr>
-        <w:ind w:left="576" w:hanging="316"/>
-      </w:pPr>
-    </w:lvl>
-  </w:abstractNum>
-  <w:abstractNum w:abstractNumId="3" w15:restartNumberingAfterBreak="0">
-    <w:multiLevelType w:val="hybridMultilevel"/>
-    <w:lvl w:ilvl="0" w:tentative="1">
-      <w:start w:val="1"/>
-      <w:numFmt w:val="decimal"/>
-      <w:lvlText w:val="%1."/>
-      <w:lvlJc w:val="left"/>
-      <w:pPr>
-        <w:ind w:left="576" w:hanging="316"/>
-      </w:pPr>
-    </w:lvl>
-  </w:abstractNum>
-  <w:abstractNum w:abstractNumId="4" w15:restartNumberingAfterBreak="0">
-    <w:multiLevelType w:val="hybridMultilevel"/>
-    <w:lvl w:ilvl="0" w:tentative="1">
-      <w:start w:val="1"/>
-      <w:numFmt w:val="decimal"/>
-      <w:lvlText w:val="%1."/>
-      <w:lvlJc w:val="left"/>
-      <w:pPr>
-        <w:ind w:left="576" w:hanging="316"/>
-      </w:pPr>
-    </w:lvl>
-  </w:abstractNum>
-  <w:abstractNum w:abstractNumId="90">
-    <w:multiLevelType w:val="hybridMultilevel"/>
-    <w:lvl w:ilvl="0">
-      <w:start w:val="1"/>
-      <w:numFmt w:val="decimal"/>
-      <w:lvlText w:val="%1)"/>
-      <w:lvlJc w:val="left"/>
-      <w:pPr>
-        <w:ind w:left="851" w:hanging="425"/>
-      </w:pPr>
+        <w:ind w:left="720" w:hanging="720"/>
+      </w:pPr>
+      <w:rPr>
+        <w:rFonts w:ascii="Times New Roman" w:cs="Times New Roman" w:eastAsia="Times New Roman" w:hAnsi="Times New Roman"/>
+        <w:sz w:val="28"/>
+        <w:szCs w:val="28"/>
+      </w:rPr>
     </w:lvl>
   </w:abstractNum>
   <w:num w:numId="1">
@@ -406,7 +582,7 @@
     </w:lvlOverride>
   </w:num>
   <w:num w:numId="2">
-    <w:abstractNumId w:val="4"/>
+    <w:abstractNumId w:val="2"/>
     <w:lvlOverride w:ilvl="0">
       <w:startOverride w:val="1"/>
     </w:lvlOverride>
@@ -420,8 +596,8 @@
     <w:rPrDefault>
       <w:rPr>
         <w:rFonts w:ascii="Times New Roman" w:cs="Times New Roman" w:eastAsia="Times New Roman" w:hAnsi="Times New Roman"/>
-        <w:sz w:val="24"/>
-        <w:szCs w:val="24"/>
+        <w:sz w:val="28"/>
+        <w:szCs w:val="28"/>
       </w:rPr>
     </w:rPrDefault>
     <w:pPrDefault/>
@@ -556,7 +732,7 @@
     <w:unhideWhenUsed/>
     <w:pPr>
       <w:spacing w:after="100"/>
-      <w:ind w:left="240"/>
+      <w:ind w:left="280"/>
     </w:pPr>
   </w:style>
   <w:style w:type="paragraph" w:styleId="TOC3">
@@ -568,7 +744,7 @@
     <w:unhideWhenUsed/>
     <w:pPr>
       <w:spacing w:after="100"/>
-      <w:ind w:left="480"/>
+      <w:ind w:left="560"/>
     </w:pPr>
   </w:style>
   <w:style w:type="paragraph" w:styleId="TOC4">
@@ -580,7 +756,7 @@
     <w:unhideWhenUsed/>
     <w:pPr>
       <w:spacing w:after="100"/>
-      <w:ind w:left="720"/>
+      <w:ind w:left="840"/>
     </w:pPr>
   </w:style>
   <w:style w:type="paragraph" w:styleId="TOC5">
@@ -592,7 +768,7 @@
     <w:unhideWhenUsed/>
     <w:pPr>
       <w:spacing w:after="100"/>
-      <w:ind w:left="960"/>
+      <w:ind w:left="1120"/>
     </w:pPr>
   </w:style>
   <w:style w:type="paragraph" w:styleId="TOC6">
@@ -604,7 +780,7 @@
     <w:unhideWhenUsed/>
     <w:pPr>
       <w:spacing w:after="100"/>
-      <w:ind w:left="1200"/>
+      <w:ind w:left="1400"/>
     </w:pPr>
   </w:style>
   <w:style w:type="paragraph" w:styleId="TOC7">
@@ -616,7 +792,7 @@
     <w:unhideWhenUsed/>
     <w:pPr>
       <w:spacing w:after="100"/>
-      <w:ind w:left="1440"/>
+      <w:ind w:left="1680"/>
     </w:pPr>
   </w:style>
   <w:style w:type="paragraph" w:styleId="TOC8">
@@ -628,7 +804,7 @@
     <w:unhideWhenUsed/>
     <w:pPr>
       <w:spacing w:after="100"/>
-      <w:ind w:left="1680"/>
+      <w:ind w:left="1960"/>
     </w:pPr>
   </w:style>
   <w:style w:type="paragraph" w:styleId="TOC9">
@@ -640,7 +816,7 @@
     <w:unhideWhenUsed/>
     <w:pPr>
       <w:spacing w:after="100"/>
-      <w:ind w:left="1920"/>
+      <w:ind w:left="2240"/>
     </w:pPr>
   </w:style>
   <w:style w:type="character" w:styleId="Hyperlink">
@@ -740,15 +916,16 @@
     <w:next w:val="Normal"/>
     <w:qFormat/>
     <w:pPr>
-      <w:spacing w:after="200"/>
-      <w:jc w:val="center"/>
+      <w:spacing w:after="240" w:before="0"/>
+      <w:outlineLvl w:val="0"/>
     </w:pPr>
     <w:rPr>
       <w:rFonts w:ascii="Times New Roman" w:cs="Times New Roman" w:eastAsia="Times New Roman" w:hAnsi="Times New Roman"/>
       <w:b/>
       <w:bCs/>
-      <w:sz w:val="28"/>
-      <w:szCs w:val="28"/>
+      <w:color w:val="000000"/>
+      <w:sz w:val="30"/>
+      <w:szCs w:val="30"/>
     </w:rPr>
   </w:style>
   <w:style w:type="paragraph" w:styleId="Heading2">
@@ -756,12 +933,17 @@
     <w:basedOn w:val="Normal"/>
     <w:next w:val="Normal"/>
     <w:qFormat/>
+    <w:pPr>
+      <w:spacing w:after="100" w:before="200"/>
+      <w:outlineLvl w:val="1"/>
+    </w:pPr>
     <w:rPr>
       <w:rFonts w:ascii="Times New Roman" w:cs="Times New Roman" w:eastAsia="Times New Roman" w:hAnsi="Times New Roman"/>
       <w:b/>
       <w:bCs/>
-      <w:sz w:val="26"/>
-      <w:szCs w:val="26"/>
+      <w:color w:val="000000"/>
+      <w:sz w:val="28"/>
+      <w:szCs w:val="28"/>
     </w:rPr>
   </w:style>
 </w:styles>
